--- a/SaleDeepSaleVehicle.docx
+++ b/SaleDeepSaleVehicle.docx
@@ -1,190 +1,16 @@
 
 <file path=word/document.xml><?xml version="1.0" encoding="utf-8"?>
-<w:document xmlns:wpc="http://schemas.microsoft.com/office/word/2010/wordprocessingCanvas" xmlns:cx="http://schemas.microsoft.com/office/drawing/2014/chartex" xmlns:cx1="http://schemas.microsoft.com/office/drawing/2015/9/8/chartex" xmlns:mc="http://schemas.openxmlformats.org/markup-compatibility/2006" xmlns:o="urn:schemas-microsoft-com:office:office" xmlns:r="http://schemas.openxmlformats.org/officeDocument/2006/relationships" xmlns:m="http://schemas.openxmlformats.org/officeDocument/2006/math" xmlns:v="urn:schemas-microsoft-com:vml" xmlns:wp14="http://schemas.microsoft.com/office/word/2010/wordprocessingDrawing" xmlns:wp="http://schemas.openxmlformats.org/drawingml/2006/wordprocessingDrawing" xmlns:w10="urn:schemas-microsoft-com:office:word" xmlns:w="http://schemas.openxmlformats.org/wordprocessingml/2006/main" xmlns:w14="http://schemas.microsoft.com/office/word/2010/wordml" xmlns:w15="http://schemas.microsoft.com/office/word/2012/wordml" xmlns:w16se="http://schemas.microsoft.com/office/word/2015/wordml/symex" xmlns:wpg="http://schemas.microsoft.com/office/word/2010/wordprocessingGroup" xmlns:wpi="http://schemas.microsoft.com/office/word/2010/wordprocessingInk" xmlns:wne="http://schemas.microsoft.com/office/word/2006/wordml" xmlns:wps="http://schemas.microsoft.com/office/word/2010/wordprocessingShape" mc:Ignorable="w14 w15 w16se wp14">
+<w:document xmlns:wpc="http://schemas.microsoft.com/office/word/2010/wordprocessingCanvas" xmlns:cx="http://schemas.microsoft.com/office/drawing/2014/chartex" xmlns:cx1="http://schemas.microsoft.com/office/drawing/2015/9/8/chartex" xmlns:cx2="http://schemas.microsoft.com/office/drawing/2015/10/21/chartex" xmlns:cx3="http://schemas.microsoft.com/office/drawing/2016/5/9/chartex" xmlns:cx4="http://schemas.microsoft.com/office/drawing/2016/5/10/chartex" xmlns:cx5="http://schemas.microsoft.com/office/drawing/2016/5/11/chartex" xmlns:cx6="http://schemas.microsoft.com/office/drawing/2016/5/12/chartex" xmlns:cx7="http://schemas.microsoft.com/office/drawing/2016/5/13/chartex" xmlns:cx8="http://schemas.microsoft.com/office/drawing/2016/5/14/chartex" xmlns:mc="http://schemas.openxmlformats.org/markup-compatibility/2006" xmlns:aink="http://schemas.microsoft.com/office/drawing/2016/ink" xmlns:am3d="http://schemas.microsoft.com/office/drawing/2017/model3d" xmlns:o="urn:schemas-microsoft-com:office:office" xmlns:oel="http://schemas.microsoft.com/office/2019/extlst" xmlns:r="http://schemas.openxmlformats.org/officeDocument/2006/relationships" xmlns:m="http://schemas.openxmlformats.org/officeDocument/2006/math" xmlns:v="urn:schemas-microsoft-com:vml" xmlns:wp14="http://schemas.microsoft.com/office/word/2010/wordprocessingDrawing" xmlns:wp="http://schemas.openxmlformats.org/drawingml/2006/wordprocessingDrawing" xmlns:w10="urn:schemas-microsoft-com:office:word" xmlns:w="http://schemas.openxmlformats.org/wordprocessingml/2006/main" xmlns:w14="http://schemas.microsoft.com/office/word/2010/wordml" xmlns:w15="http://schemas.microsoft.com/office/word/2012/wordml" xmlns:w16cex="http://schemas.microsoft.com/office/word/2018/wordml/cex" xmlns:w16cid="http://schemas.microsoft.com/office/word/2016/wordml/cid" xmlns:w16="http://schemas.microsoft.com/office/word/2018/wordml" xmlns:w16du="http://schemas.microsoft.com/office/word/2023/wordml/word16du" xmlns:w16sdtdh="http://schemas.microsoft.com/office/word/2020/wordml/sdtdatahash" xmlns:w16sdtfl="http://schemas.microsoft.com/office/word/2024/wordml/sdtformatlock" xmlns:w16se="http://schemas.microsoft.com/office/word/2015/wordml/symex" xmlns:wpg="http://schemas.microsoft.com/office/word/2010/wordprocessingGroup" xmlns:wpi="http://schemas.microsoft.com/office/word/2010/wordprocessingInk" xmlns:wne="http://schemas.microsoft.com/office/word/2006/wordml" xmlns:wps="http://schemas.microsoft.com/office/word/2010/wordprocessingShape" mc:Ignorable="w14 w15 w16se w16cid w16 w16cex w16sdtdh w16sdtfl w16du wp14">
   <w:body>
     <w:p>
       <w:pPr>
         <w:spacing w:before="120" w:after="120" w:line="360" w:lineRule="auto"/>
-        <w:jc w:val="both"/>
-        <w:rPr>
-          <w:b/>
-        </w:rPr>
-      </w:pPr>
-    </w:p>
-    <w:p>
-      <w:pPr>
-        <w:spacing w:before="120" w:after="120" w:line="360" w:lineRule="auto"/>
-        <w:jc w:val="both"/>
-        <w:rPr>
-          <w:b/>
-        </w:rPr>
-      </w:pPr>
-    </w:p>
-    <w:p>
-      <w:pPr>
-        <w:spacing w:before="120" w:after="120" w:line="360" w:lineRule="auto"/>
-        <w:jc w:val="both"/>
-        <w:rPr>
-          <w:b/>
-        </w:rPr>
-      </w:pPr>
-    </w:p>
-    <w:p>
-      <w:pPr>
-        <w:spacing w:before="120" w:after="120" w:line="360" w:lineRule="auto"/>
-        <w:jc w:val="both"/>
-        <w:rPr>
-          <w:b/>
-        </w:rPr>
-      </w:pPr>
-    </w:p>
-    <w:p>
-      <w:pPr>
-        <w:spacing w:before="120" w:after="120" w:line="360" w:lineRule="auto"/>
-        <w:jc w:val="both"/>
-        <w:rPr>
-          <w:b/>
-        </w:rPr>
-      </w:pPr>
-    </w:p>
-    <w:p>
-      <w:pPr>
-        <w:spacing w:before="120" w:after="120" w:line="360" w:lineRule="auto"/>
-        <w:jc w:val="both"/>
-        <w:rPr>
-          <w:b/>
-        </w:rPr>
-      </w:pPr>
-    </w:p>
-    <w:p>
-      <w:pPr>
-        <w:spacing w:before="120" w:after="120" w:line="360" w:lineRule="auto"/>
-        <w:jc w:val="both"/>
-        <w:rPr>
-          <w:b/>
-        </w:rPr>
-      </w:pPr>
-    </w:p>
-    <w:p>
-      <w:pPr>
-        <w:spacing w:before="120" w:after="120" w:line="360" w:lineRule="auto"/>
-        <w:jc w:val="both"/>
-        <w:rPr>
-          <w:b/>
-        </w:rPr>
-      </w:pPr>
-    </w:p>
-    <w:p>
-      <w:pPr>
-        <w:spacing w:before="120" w:after="120" w:line="360" w:lineRule="auto"/>
-        <w:jc w:val="both"/>
-        <w:rPr>
-          <w:b/>
-        </w:rPr>
-      </w:pPr>
-    </w:p>
-    <w:p>
-      <w:pPr>
-        <w:spacing w:before="120" w:after="120" w:line="360" w:lineRule="auto"/>
-        <w:jc w:val="both"/>
-        <w:rPr>
-          <w:b/>
-        </w:rPr>
-      </w:pPr>
-    </w:p>
-    <w:p>
-      <w:pPr>
-        <w:spacing w:before="120" w:after="120" w:line="360" w:lineRule="auto"/>
-        <w:jc w:val="both"/>
-        <w:rPr>
-          <w:b/>
-        </w:rPr>
-      </w:pPr>
-    </w:p>
-    <w:p>
-      <w:pPr>
-        <w:spacing w:before="120" w:after="120" w:line="360" w:lineRule="auto"/>
-        <w:jc w:val="both"/>
-        <w:rPr>
-          <w:b/>
-        </w:rPr>
-      </w:pPr>
-    </w:p>
-    <w:p>
-      <w:pPr>
-        <w:spacing w:before="120" w:after="120" w:line="360" w:lineRule="auto"/>
-        <w:jc w:val="both"/>
-        <w:rPr>
-          <w:b/>
-        </w:rPr>
-      </w:pPr>
-    </w:p>
-    <w:p>
-      <w:pPr>
-        <w:spacing w:before="120" w:after="120" w:line="360" w:lineRule="auto"/>
-        <w:jc w:val="both"/>
-        <w:rPr>
-          <w:b/>
-        </w:rPr>
-      </w:pPr>
-    </w:p>
-    <w:p>
-      <w:pPr>
-        <w:spacing w:before="120" w:after="120" w:line="360" w:lineRule="auto"/>
-        <w:jc w:val="both"/>
-        <w:rPr>
-          <w:b/>
-        </w:rPr>
-      </w:pPr>
-    </w:p>
-    <w:p>
-      <w:pPr>
-        <w:spacing w:before="120" w:after="120" w:line="360" w:lineRule="auto"/>
-        <w:jc w:val="both"/>
-        <w:rPr>
-          <w:b/>
-        </w:rPr>
-      </w:pPr>
-    </w:p>
-    <w:p>
-      <w:pPr>
-        <w:spacing w:before="120" w:after="120" w:line="360" w:lineRule="auto"/>
         <w:jc w:val="center"/>
         <w:rPr>
           <w:rFonts w:ascii="Times New Roman" w:hAnsi="Times New Roman" w:cs="Times New Roman"/>
           <w:b/>
         </w:rPr>
       </w:pPr>
-    </w:p>
-    <w:p>
-      <w:pPr>
-        <w:spacing w:before="120" w:after="120" w:line="360" w:lineRule="auto"/>
-        <w:jc w:val="center"/>
-        <w:rPr>
-          <w:rFonts w:ascii="Times New Roman" w:hAnsi="Times New Roman" w:cs="Times New Roman"/>
-          <w:b/>
-        </w:rPr>
-      </w:pPr>
-    </w:p>
-    <w:p>
-      <w:pPr>
-        <w:spacing w:before="120" w:after="120" w:line="360" w:lineRule="auto"/>
-        <w:jc w:val="center"/>
-        <w:rPr>
-          <w:rFonts w:ascii="Times New Roman" w:hAnsi="Times New Roman" w:cs="Times New Roman"/>
-          <w:b/>
-        </w:rPr>
-      </w:pPr>
-    </w:p>
-    <w:p>
-      <w:pPr>
-        <w:spacing w:before="120" w:after="120" w:line="360" w:lineRule="auto"/>
-        <w:jc w:val="center"/>
-        <w:rPr>
-          <w:rFonts w:ascii="Times New Roman" w:hAnsi="Times New Roman" w:cs="Times New Roman"/>
-          <w:b/>
-        </w:rPr>
-      </w:pPr>
       <w:r>
         <w:rPr>
           <w:rFonts w:ascii="Times New Roman" w:hAnsi="Times New Roman" w:cs="Times New Roman"/>
@@ -233,14 +59,12 @@
         </w:rPr>
         <w:t>Between Coforge</w:t>
       </w:r>
-      <w:bookmarkStart w:id="0" w:name="_GoBack"/>
-      <w:bookmarkEnd w:id="0"/>
-      <w:r>
-        <w:rPr>
-          <w:rFonts w:ascii="Times New Roman" w:hAnsi="Times New Roman" w:cs="Times New Roman"/>
-          <w:b/>
-        </w:rPr>
-        <w:t xml:space="preserve"> Ltd., a company incorporated under Companies Act  with its registered office at 8 Balaji Estate, Guru RaviDas Marg, Kalkaji, New Delhi – 110019 (hereinafter “Seller”)</w:t>
+      <w:r>
+        <w:rPr>
+          <w:rFonts w:ascii="Times New Roman" w:hAnsi="Times New Roman" w:cs="Times New Roman"/>
+          <w:b/>
+        </w:rPr>
+        <w:t xml:space="preserve"> Ltd., a company incorporated under Companies Act with its registered office at 8 Balaji Estate, Guru RaviDas Marg, Kalkaji, New Delhi – 110019 (hereinafter “Seller”)</w:t>
       </w:r>
     </w:p>
     <w:p>
@@ -273,19 +97,114 @@
           <w:rFonts w:ascii="Times New Roman" w:hAnsi="Times New Roman" w:cs="Times New Roman"/>
           <w:b/>
         </w:rPr>
-        <w:t>__________________________________________</w:t>
-      </w:r>
-      <w:r>
-        <w:rPr>
-          <w:rFonts w:ascii="Times New Roman" w:hAnsi="Times New Roman" w:cs="Times New Roman"/>
-        </w:rPr>
-        <w:t xml:space="preserve">S/o.____________________________________ R/o._________________________________________________________________________________having </w:t>
-      </w:r>
-      <w:r>
-        <w:rPr>
-          <w:rFonts w:ascii="Times New Roman" w:hAnsi="Times New Roman" w:cs="Times New Roman"/>
-        </w:rPr>
-        <w:t xml:space="preserve">Identification vide card No.(Aadhar/PAN)_____________________________ (Hereinafter </w:t>
+        <w:t>______</w:t>
+      </w:r>
+      <w:r>
+        <w:rPr>
+          <w:rFonts w:ascii="Times New Roman" w:hAnsi="Times New Roman" w:cs="Times New Roman"/>
+          <w:b/>
+        </w:rPr>
+        <w:t xml:space="preserve">Dinesh </w:t>
+      </w:r>
+      <w:proofErr w:type="spellStart"/>
+      <w:r>
+        <w:rPr>
+          <w:rFonts w:ascii="Times New Roman" w:hAnsi="Times New Roman" w:cs="Times New Roman"/>
+          <w:b/>
+        </w:rPr>
+        <w:t>Gupta__</w:t>
+      </w:r>
+      <w:r>
+        <w:rPr>
+          <w:rFonts w:ascii="Times New Roman" w:hAnsi="Times New Roman" w:cs="Times New Roman"/>
+          <w:b/>
+        </w:rPr>
+        <w:t>_______________________________</w:t>
+      </w:r>
+      <w:r>
+        <w:rPr>
+          <w:rFonts w:ascii="Times New Roman" w:hAnsi="Times New Roman" w:cs="Times New Roman"/>
+        </w:rPr>
+        <w:t>S</w:t>
+      </w:r>
+      <w:proofErr w:type="spellEnd"/>
+      <w:r>
+        <w:rPr>
+          <w:rFonts w:ascii="Times New Roman" w:hAnsi="Times New Roman" w:cs="Times New Roman"/>
+        </w:rPr>
+        <w:t>/</w:t>
+      </w:r>
+      <w:proofErr w:type="spellStart"/>
+      <w:r>
+        <w:rPr>
+          <w:rFonts w:ascii="Times New Roman" w:hAnsi="Times New Roman" w:cs="Times New Roman"/>
+        </w:rPr>
+        <w:t>o._______</w:t>
+      </w:r>
+      <w:r>
+        <w:rPr>
+          <w:rFonts w:ascii="Times New Roman" w:hAnsi="Times New Roman" w:cs="Times New Roman"/>
+        </w:rPr>
+        <w:t>Lt</w:t>
+      </w:r>
+      <w:proofErr w:type="spellEnd"/>
+      <w:r>
+        <w:rPr>
+          <w:rFonts w:ascii="Times New Roman" w:hAnsi="Times New Roman" w:cs="Times New Roman"/>
+        </w:rPr>
+        <w:t>. Bala Prasad Gupta</w:t>
+      </w:r>
+      <w:r>
+        <w:rPr>
+          <w:rFonts w:ascii="Times New Roman" w:hAnsi="Times New Roman" w:cs="Times New Roman"/>
+        </w:rPr>
+        <w:t xml:space="preserve">____________ R/o._________________________________________________________________________________having </w:t>
+      </w:r>
+      <w:r>
+        <w:rPr>
+          <w:rFonts w:ascii="Times New Roman" w:hAnsi="Times New Roman" w:cs="Times New Roman"/>
+        </w:rPr>
+        <w:t xml:space="preserve">Identification vide card </w:t>
+      </w:r>
+      <w:proofErr w:type="gramStart"/>
+      <w:r>
+        <w:rPr>
+          <w:rFonts w:ascii="Times New Roman" w:hAnsi="Times New Roman" w:cs="Times New Roman"/>
+        </w:rPr>
+        <w:t>No.(</w:t>
+      </w:r>
+      <w:proofErr w:type="gramEnd"/>
+      <w:r>
+        <w:rPr>
+          <w:rFonts w:ascii="Times New Roman" w:hAnsi="Times New Roman" w:cs="Times New Roman"/>
+        </w:rPr>
+        <w:t>Aadhar/</w:t>
+      </w:r>
+      <w:proofErr w:type="gramStart"/>
+      <w:r>
+        <w:rPr>
+          <w:rFonts w:ascii="Times New Roman" w:hAnsi="Times New Roman" w:cs="Times New Roman"/>
+        </w:rPr>
+        <w:t>PAN)_</w:t>
+      </w:r>
+      <w:proofErr w:type="gramEnd"/>
+      <w:r>
+        <w:rPr>
+          <w:rFonts w:ascii="Times New Roman" w:hAnsi="Times New Roman" w:cs="Times New Roman"/>
+        </w:rPr>
+        <w:t>__</w:t>
+      </w:r>
+      <w:r>
+        <w:rPr>
+          <w:rFonts w:ascii="Times New Roman" w:hAnsi="Times New Roman" w:cs="Times New Roman"/>
+        </w:rPr>
+        <w:t>AHPPG3041F</w:t>
+      </w:r>
+      <w:r>
+        <w:rPr>
+          <w:rFonts w:ascii="Times New Roman" w:hAnsi="Times New Roman" w:cs="Times New Roman"/>
+        </w:rPr>
+        <w:t xml:space="preserve">____________________ (Hereinafter </w:t>
       </w:r>
       <w:r>
         <w:rPr>
@@ -313,7 +232,6 @@
         <w:rPr>
           <w:rFonts w:ascii="Times New Roman" w:hAnsi="Times New Roman" w:cs="Times New Roman"/>
         </w:rPr>
-        <w:lastRenderedPageBreak/>
         <w:t xml:space="preserve">WHEREAS the Seller is the registered owner of the vehicle </w:t>
       </w:r>
       <w:r>
@@ -326,7 +244,21 @@
         <w:rPr>
           <w:rFonts w:ascii="Times New Roman" w:hAnsi="Times New Roman" w:cs="Times New Roman"/>
         </w:rPr>
-        <w:t xml:space="preserve"> _______________ (hereinafter </w:t>
+        <w:t xml:space="preserve"> </w:t>
+      </w:r>
+      <w:r>
+        <w:rPr>
+          <w:rFonts w:ascii="Times New Roman" w:hAnsi="Times New Roman" w:cs="Times New Roman"/>
+          <w:b/>
+          <w:bCs/>
+        </w:rPr>
+        <w:t>UP16EH5285</w:t>
+      </w:r>
+      <w:r>
+        <w:rPr>
+          <w:rFonts w:ascii="Times New Roman" w:hAnsi="Times New Roman" w:cs="Times New Roman"/>
+        </w:rPr>
+        <w:t xml:space="preserve"> (hereinafter </w:t>
       </w:r>
       <w:r>
         <w:rPr>
@@ -353,52 +285,146 @@
         <w:rPr>
           <w:rFonts w:ascii="Times New Roman" w:hAnsi="Times New Roman" w:cs="Times New Roman"/>
         </w:rPr>
-        <w:t>Make ______</w:t>
-      </w:r>
-    </w:p>
-    <w:p>
-      <w:pPr>
-        <w:spacing w:before="120" w:after="120" w:line="360" w:lineRule="auto"/>
-        <w:jc w:val="both"/>
-        <w:rPr>
-          <w:rFonts w:ascii="Times New Roman" w:hAnsi="Times New Roman" w:cs="Times New Roman"/>
-        </w:rPr>
-      </w:pPr>
-      <w:r>
-        <w:rPr>
-          <w:rFonts w:ascii="Times New Roman" w:hAnsi="Times New Roman" w:cs="Times New Roman"/>
-        </w:rPr>
-        <w:t>Model ____________</w:t>
-      </w:r>
-    </w:p>
-    <w:p>
-      <w:pPr>
-        <w:spacing w:before="120" w:after="120" w:line="360" w:lineRule="auto"/>
-        <w:jc w:val="both"/>
-        <w:rPr>
-          <w:rFonts w:ascii="Times New Roman" w:hAnsi="Times New Roman" w:cs="Times New Roman"/>
-        </w:rPr>
-      </w:pPr>
-      <w:r>
-        <w:rPr>
-          <w:rFonts w:ascii="Times New Roman" w:hAnsi="Times New Roman" w:cs="Times New Roman"/>
-        </w:rPr>
-        <w:t>Chasis Number ______________</w:t>
-      </w:r>
-    </w:p>
-    <w:p>
-      <w:pPr>
-        <w:spacing w:before="120" w:after="120" w:line="360" w:lineRule="auto"/>
-        <w:jc w:val="both"/>
-        <w:rPr>
-          <w:rFonts w:ascii="Times New Roman" w:hAnsi="Times New Roman" w:cs="Times New Roman"/>
-        </w:rPr>
-      </w:pPr>
-      <w:r>
-        <w:rPr>
-          <w:rFonts w:ascii="Times New Roman" w:hAnsi="Times New Roman" w:cs="Times New Roman"/>
-        </w:rPr>
-        <w:t>Plate Number _______________</w:t>
+        <w:t>Make</w:t>
+      </w:r>
+      <w:r>
+        <w:rPr>
+          <w:rFonts w:ascii="Times New Roman" w:hAnsi="Times New Roman" w:cs="Times New Roman"/>
+        </w:rPr>
+        <w:t>: 2024</w:t>
+      </w:r>
+      <w:r>
+        <w:rPr>
+          <w:rFonts w:ascii="Times New Roman" w:hAnsi="Times New Roman" w:cs="Times New Roman"/>
+        </w:rPr>
+        <w:t>_</w:t>
+      </w:r>
+    </w:p>
+    <w:p>
+      <w:pPr>
+        <w:spacing w:before="120" w:after="120" w:line="360" w:lineRule="auto"/>
+        <w:jc w:val="both"/>
+        <w:rPr>
+          <w:rFonts w:ascii="Times New Roman" w:hAnsi="Times New Roman" w:cs="Times New Roman"/>
+        </w:rPr>
+      </w:pPr>
+      <w:r>
+        <w:rPr>
+          <w:rFonts w:ascii="Times New Roman" w:hAnsi="Times New Roman" w:cs="Times New Roman"/>
+        </w:rPr>
+        <w:t>Model</w:t>
+      </w:r>
+      <w:r>
+        <w:rPr>
+          <w:rFonts w:ascii="Times New Roman" w:hAnsi="Times New Roman" w:cs="Times New Roman"/>
+        </w:rPr>
+        <w:t xml:space="preserve">: </w:t>
+      </w:r>
+      <w:proofErr w:type="spellStart"/>
+      <w:r>
+        <w:rPr>
+          <w:rFonts w:ascii="Times New Roman" w:hAnsi="Times New Roman" w:cs="Times New Roman"/>
+        </w:rPr>
+        <w:t>VXi</w:t>
+      </w:r>
+      <w:proofErr w:type="spellEnd"/>
+      <w:r>
+        <w:rPr>
+          <w:rFonts w:ascii="Times New Roman" w:hAnsi="Times New Roman" w:cs="Times New Roman"/>
+        </w:rPr>
+        <w:t xml:space="preserve"> Petrol</w:t>
+      </w:r>
+      <w:r>
+        <w:rPr>
+          <w:rFonts w:ascii="Times New Roman" w:hAnsi="Times New Roman" w:cs="Times New Roman"/>
+        </w:rPr>
+        <w:t>__</w:t>
+      </w:r>
+    </w:p>
+    <w:p>
+      <w:pPr>
+        <w:spacing w:before="120" w:after="120" w:line="360" w:lineRule="auto"/>
+        <w:jc w:val="both"/>
+        <w:rPr>
+          <w:rFonts w:ascii="Times New Roman" w:hAnsi="Times New Roman" w:cs="Times New Roman"/>
+        </w:rPr>
+      </w:pPr>
+      <w:proofErr w:type="spellStart"/>
+      <w:r>
+        <w:rPr>
+          <w:rFonts w:ascii="Times New Roman" w:hAnsi="Times New Roman" w:cs="Times New Roman"/>
+        </w:rPr>
+        <w:t>Chasis</w:t>
+      </w:r>
+      <w:proofErr w:type="spellEnd"/>
+      <w:r>
+        <w:rPr>
+          <w:rFonts w:ascii="Times New Roman" w:hAnsi="Times New Roman" w:cs="Times New Roman"/>
+        </w:rPr>
+        <w:t xml:space="preserve"> Number</w:t>
+      </w:r>
+      <w:r>
+        <w:rPr>
+          <w:rFonts w:ascii="Times New Roman" w:hAnsi="Times New Roman" w:cs="Times New Roman"/>
+        </w:rPr>
+        <w:t>:</w:t>
+      </w:r>
+      <w:r>
+        <w:rPr>
+          <w:rFonts w:ascii="Times New Roman" w:hAnsi="Times New Roman" w:cs="Times New Roman"/>
+        </w:rPr>
+        <w:t xml:space="preserve"> _</w:t>
+      </w:r>
+      <w:r>
+        <w:rPr>
+          <w:rFonts w:ascii="Times New Roman" w:hAnsi="Times New Roman" w:cs="Times New Roman"/>
+        </w:rPr>
+        <w:t>MA3RYHK1SRD402750</w:t>
+      </w:r>
+      <w:r>
+        <w:rPr>
+          <w:rFonts w:ascii="Times New Roman" w:hAnsi="Times New Roman" w:cs="Times New Roman"/>
+        </w:rPr>
+        <w:t>_</w:t>
+      </w:r>
+    </w:p>
+    <w:p>
+      <w:pPr>
+        <w:spacing w:before="120" w:after="120" w:line="360" w:lineRule="auto"/>
+        <w:jc w:val="both"/>
+        <w:rPr>
+          <w:rFonts w:ascii="Times New Roman" w:hAnsi="Times New Roman" w:cs="Times New Roman"/>
+        </w:rPr>
+      </w:pPr>
+      <w:r>
+        <w:rPr>
+          <w:rFonts w:ascii="Times New Roman" w:hAnsi="Times New Roman" w:cs="Times New Roman"/>
+        </w:rPr>
+        <w:t>Plate Number</w:t>
+      </w:r>
+      <w:r>
+        <w:rPr>
+          <w:rFonts w:ascii="Times New Roman" w:hAnsi="Times New Roman" w:cs="Times New Roman"/>
+        </w:rPr>
+        <w:t>:</w:t>
+      </w:r>
+      <w:r>
+        <w:rPr>
+          <w:rFonts w:ascii="Times New Roman" w:hAnsi="Times New Roman" w:cs="Times New Roman"/>
+        </w:rPr>
+        <w:t xml:space="preserve"> _</w:t>
+      </w:r>
+      <w:r>
+        <w:rPr>
+          <w:rFonts w:ascii="Times New Roman" w:hAnsi="Times New Roman" w:cs="Times New Roman"/>
+        </w:rPr>
+        <w:t>UP 16 EH 5285</w:t>
+      </w:r>
+      <w:r>
+        <w:rPr>
+          <w:rFonts w:ascii="Times New Roman" w:hAnsi="Times New Roman" w:cs="Times New Roman"/>
+        </w:rPr>
+        <w:t>__</w:t>
       </w:r>
     </w:p>
     <w:p>
@@ -468,7 +494,21 @@
         <w:rPr>
           <w:rFonts w:ascii="Times New Roman" w:hAnsi="Times New Roman" w:cs="Times New Roman"/>
         </w:rPr>
-        <w:t>The purchase Price for the Vehicle shall be ___________________ paid via cash/cheque/demand draft number ____________ dated __________________, the receipt of which is duly acknowledged by Seller.</w:t>
+        <w:t xml:space="preserve">The purchase Price for the Vehicle shall </w:t>
+      </w:r>
+      <w:proofErr w:type="gramStart"/>
+      <w:r>
+        <w:rPr>
+          <w:rFonts w:ascii="Times New Roman" w:hAnsi="Times New Roman" w:cs="Times New Roman"/>
+        </w:rPr>
+        <w:t>be ___</w:t>
+      </w:r>
+      <w:proofErr w:type="gramEnd"/>
+      <w:r>
+        <w:rPr>
+          <w:rFonts w:ascii="Times New Roman" w:hAnsi="Times New Roman" w:cs="Times New Roman"/>
+        </w:rPr>
+        <w:t>________________ paid via cash/cheque/demand draft number ____________ dated __________________, the receipt of which is duly acknowledged by Seller.</w:t>
       </w:r>
     </w:p>
     <w:p>
@@ -658,6 +698,7 @@
         <w:rPr>
           <w:rFonts w:ascii="Times New Roman" w:hAnsi="Times New Roman" w:cs="Times New Roman"/>
         </w:rPr>
+        <w:lastRenderedPageBreak/>
         <w:t>The Seller is the absolute owner of the Vehicle and has full power and authority to transfer its title to the Purchaser.</w:t>
       </w:r>
     </w:p>
@@ -747,7 +788,21 @@
         <w:rPr>
           <w:rFonts w:ascii="Times New Roman" w:hAnsi="Times New Roman" w:cs="Times New Roman"/>
         </w:rPr>
-        <w:t>The Purchaser undertakes that:</w:t>
+        <w:t xml:space="preserve">The Purchaser undertakes </w:t>
+      </w:r>
+      <w:proofErr w:type="gramStart"/>
+      <w:r>
+        <w:rPr>
+          <w:rFonts w:ascii="Times New Roman" w:hAnsi="Times New Roman" w:cs="Times New Roman"/>
+        </w:rPr>
+        <w:t>that</w:t>
+      </w:r>
+      <w:proofErr w:type="gramEnd"/>
+      <w:r>
+        <w:rPr>
+          <w:rFonts w:ascii="Times New Roman" w:hAnsi="Times New Roman" w:cs="Times New Roman"/>
+        </w:rPr>
+        <w:t>:</w:t>
       </w:r>
     </w:p>
     <w:p>
@@ -767,7 +822,21 @@
         <w:rPr>
           <w:rFonts w:ascii="Times New Roman" w:hAnsi="Times New Roman" w:cs="Times New Roman"/>
         </w:rPr>
-        <w:t>The Purchaser has checked that the Vehicle is in perfect condition and its documents are correct order.</w:t>
+        <w:t xml:space="preserve">The Purchaser has checked that the Vehicle is in perfect condition and its documents </w:t>
+      </w:r>
+      <w:proofErr w:type="gramStart"/>
+      <w:r>
+        <w:rPr>
+          <w:rFonts w:ascii="Times New Roman" w:hAnsi="Times New Roman" w:cs="Times New Roman"/>
+        </w:rPr>
+        <w:t>are</w:t>
+      </w:r>
+      <w:proofErr w:type="gramEnd"/>
+      <w:r>
+        <w:rPr>
+          <w:rFonts w:ascii="Times New Roman" w:hAnsi="Times New Roman" w:cs="Times New Roman"/>
+        </w:rPr>
+        <w:t xml:space="preserve"> correct order.</w:t>
       </w:r>
     </w:p>
     <w:p>
@@ -819,8 +888,35 @@
         <w:rPr>
           <w:rFonts w:ascii="Times New Roman" w:hAnsi="Times New Roman" w:cs="Times New Roman"/>
         </w:rPr>
-        <w:lastRenderedPageBreak/>
-        <w:t>The Purchaser will be fully and legally responsible for the maintenance of the aforesaid vehicle, its applicable taxes, future premium on its insurance, Traffic penalty challan(s), offences, accidents, its mis-use of any kind and its Civil/Criminal Liability (ies) with effect from the date of this Agreement.</w:t>
+        <w:t xml:space="preserve">The Purchaser will be fully and legally responsible for the maintenance of the aforesaid vehicle, its applicable taxes, future premium on its insurance, Traffic penalty challan(s), offences, accidents, its </w:t>
+      </w:r>
+      <w:proofErr w:type="gramStart"/>
+      <w:r>
+        <w:rPr>
+          <w:rFonts w:ascii="Times New Roman" w:hAnsi="Times New Roman" w:cs="Times New Roman"/>
+        </w:rPr>
+        <w:t>mis-use</w:t>
+      </w:r>
+      <w:proofErr w:type="gramEnd"/>
+      <w:r>
+        <w:rPr>
+          <w:rFonts w:ascii="Times New Roman" w:hAnsi="Times New Roman" w:cs="Times New Roman"/>
+        </w:rPr>
+        <w:t xml:space="preserve"> of any kind and its Civil/Criminal Liability (</w:t>
+      </w:r>
+      <w:proofErr w:type="spellStart"/>
+      <w:r>
+        <w:rPr>
+          <w:rFonts w:ascii="Times New Roman" w:hAnsi="Times New Roman" w:cs="Times New Roman"/>
+        </w:rPr>
+        <w:t>ies</w:t>
+      </w:r>
+      <w:proofErr w:type="spellEnd"/>
+      <w:r>
+        <w:rPr>
+          <w:rFonts w:ascii="Times New Roman" w:hAnsi="Times New Roman" w:cs="Times New Roman"/>
+        </w:rPr>
+        <w:t>) with effect from the date of this Agreement.</w:t>
       </w:r>
     </w:p>
     <w:p>
@@ -840,7 +936,21 @@
         <w:rPr>
           <w:rFonts w:ascii="Times New Roman" w:hAnsi="Times New Roman" w:cs="Times New Roman"/>
         </w:rPr>
-        <w:t xml:space="preserve">That the Purchaser shall indemnify the aforesaid Seller of the Vehicle in case of any loss caused/expense incurred on account of any civil/criminal liability (ies) arises on him due to such vehicle henceforth. </w:t>
+        <w:t>That the Purchaser shall indemnify the aforesaid Seller of the Vehicle in case of any loss caused/expense incurred on account of any civil/criminal liability (</w:t>
+      </w:r>
+      <w:proofErr w:type="spellStart"/>
+      <w:r>
+        <w:rPr>
+          <w:rFonts w:ascii="Times New Roman" w:hAnsi="Times New Roman" w:cs="Times New Roman"/>
+        </w:rPr>
+        <w:t>ies</w:t>
+      </w:r>
+      <w:proofErr w:type="spellEnd"/>
+      <w:r>
+        <w:rPr>
+          <w:rFonts w:ascii="Times New Roman" w:hAnsi="Times New Roman" w:cs="Times New Roman"/>
+        </w:rPr>
+        <w:t xml:space="preserve">) arises on him due to such vehicle henceforth. </w:t>
       </w:r>
     </w:p>
     <w:p>
@@ -946,6 +1056,7 @@
           <w:rFonts w:ascii="Times New Roman" w:hAnsi="Times New Roman" w:cs="Times New Roman"/>
         </w:rPr>
       </w:pPr>
+      <w:proofErr w:type="gramStart"/>
       <w:r>
         <w:rPr>
           <w:rFonts w:ascii="Times New Roman" w:hAnsi="Times New Roman" w:cs="Times New Roman"/>
@@ -958,35 +1069,42 @@
         </w:rPr>
         <w:t xml:space="preserve"> :</w:t>
       </w:r>
-      <w:r>
-        <w:rPr>
-          <w:rFonts w:ascii="Times New Roman" w:hAnsi="Times New Roman" w:cs="Times New Roman"/>
-        </w:rPr>
-        <w:tab/>
-      </w:r>
-      <w:r>
-        <w:rPr>
-          <w:rFonts w:ascii="Times New Roman" w:hAnsi="Times New Roman" w:cs="Times New Roman"/>
-        </w:rPr>
-        <w:tab/>
-      </w:r>
-      <w:r>
-        <w:rPr>
-          <w:rFonts w:ascii="Times New Roman" w:hAnsi="Times New Roman" w:cs="Times New Roman"/>
-        </w:rPr>
-        <w:tab/>
-      </w:r>
-      <w:r>
-        <w:rPr>
-          <w:rFonts w:ascii="Times New Roman" w:hAnsi="Times New Roman" w:cs="Times New Roman"/>
-        </w:rPr>
-        <w:tab/>
-      </w:r>
-      <w:r>
-        <w:rPr>
-          <w:rFonts w:ascii="Times New Roman" w:hAnsi="Times New Roman" w:cs="Times New Roman"/>
-        </w:rPr>
-        <w:tab/>
+      <w:proofErr w:type="gramEnd"/>
+      <w:r>
+        <w:rPr>
+          <w:rFonts w:ascii="Times New Roman" w:hAnsi="Times New Roman" w:cs="Times New Roman"/>
+        </w:rPr>
+        <w:tab/>
+      </w:r>
+      <w:r>
+        <w:rPr>
+          <w:rFonts w:ascii="Times New Roman" w:hAnsi="Times New Roman" w:cs="Times New Roman"/>
+        </w:rPr>
+        <w:tab/>
+      </w:r>
+      <w:r>
+        <w:rPr>
+          <w:rFonts w:ascii="Times New Roman" w:hAnsi="Times New Roman" w:cs="Times New Roman"/>
+        </w:rPr>
+        <w:tab/>
+      </w:r>
+      <w:r>
+        <w:rPr>
+          <w:rFonts w:ascii="Times New Roman" w:hAnsi="Times New Roman" w:cs="Times New Roman"/>
+        </w:rPr>
+        <w:tab/>
+      </w:r>
+      <w:r>
+        <w:rPr>
+          <w:rFonts w:ascii="Times New Roman" w:hAnsi="Times New Roman" w:cs="Times New Roman"/>
+        </w:rPr>
+        <w:tab/>
+      </w:r>
+      <w:proofErr w:type="gramStart"/>
+      <w:r>
+        <w:rPr>
+          <w:rFonts w:ascii="Times New Roman" w:hAnsi="Times New Roman" w:cs="Times New Roman"/>
+        </w:rPr>
         <w:t>Signature</w:t>
       </w:r>
       <w:r>
@@ -995,6 +1113,7 @@
         </w:rPr>
         <w:t xml:space="preserve"> :</w:t>
       </w:r>
+      <w:proofErr w:type="gramEnd"/>
     </w:p>
     <w:p>
       <w:pPr>
@@ -1006,6 +1125,7 @@
           <w:rFonts w:ascii="Times New Roman" w:hAnsi="Times New Roman" w:cs="Times New Roman"/>
         </w:rPr>
       </w:pPr>
+      <w:proofErr w:type="gramStart"/>
       <w:r>
         <w:rPr>
           <w:rFonts w:ascii="Times New Roman" w:hAnsi="Times New Roman" w:cs="Times New Roman"/>
@@ -1018,35 +1138,42 @@
         </w:rPr>
         <w:t xml:space="preserve"> :</w:t>
       </w:r>
-      <w:r>
-        <w:rPr>
-          <w:rFonts w:ascii="Times New Roman" w:hAnsi="Times New Roman" w:cs="Times New Roman"/>
-        </w:rPr>
-        <w:tab/>
-      </w:r>
-      <w:r>
-        <w:rPr>
-          <w:rFonts w:ascii="Times New Roman" w:hAnsi="Times New Roman" w:cs="Times New Roman"/>
-        </w:rPr>
-        <w:tab/>
-      </w:r>
-      <w:r>
-        <w:rPr>
-          <w:rFonts w:ascii="Times New Roman" w:hAnsi="Times New Roman" w:cs="Times New Roman"/>
-        </w:rPr>
-        <w:tab/>
-      </w:r>
-      <w:r>
-        <w:rPr>
-          <w:rFonts w:ascii="Times New Roman" w:hAnsi="Times New Roman" w:cs="Times New Roman"/>
-        </w:rPr>
-        <w:tab/>
-      </w:r>
-      <w:r>
-        <w:rPr>
-          <w:rFonts w:ascii="Times New Roman" w:hAnsi="Times New Roman" w:cs="Times New Roman"/>
-        </w:rPr>
-        <w:tab/>
+      <w:proofErr w:type="gramEnd"/>
+      <w:r>
+        <w:rPr>
+          <w:rFonts w:ascii="Times New Roman" w:hAnsi="Times New Roman" w:cs="Times New Roman"/>
+        </w:rPr>
+        <w:tab/>
+      </w:r>
+      <w:r>
+        <w:rPr>
+          <w:rFonts w:ascii="Times New Roman" w:hAnsi="Times New Roman" w:cs="Times New Roman"/>
+        </w:rPr>
+        <w:tab/>
+      </w:r>
+      <w:r>
+        <w:rPr>
+          <w:rFonts w:ascii="Times New Roman" w:hAnsi="Times New Roman" w:cs="Times New Roman"/>
+        </w:rPr>
+        <w:tab/>
+      </w:r>
+      <w:r>
+        <w:rPr>
+          <w:rFonts w:ascii="Times New Roman" w:hAnsi="Times New Roman" w:cs="Times New Roman"/>
+        </w:rPr>
+        <w:tab/>
+      </w:r>
+      <w:r>
+        <w:rPr>
+          <w:rFonts w:ascii="Times New Roman" w:hAnsi="Times New Roman" w:cs="Times New Roman"/>
+        </w:rPr>
+        <w:tab/>
+      </w:r>
+      <w:proofErr w:type="gramStart"/>
+      <w:r>
+        <w:rPr>
+          <w:rFonts w:ascii="Times New Roman" w:hAnsi="Times New Roman" w:cs="Times New Roman"/>
+        </w:rPr>
         <w:t>Name</w:t>
       </w:r>
       <w:r>
@@ -1055,6 +1182,7 @@
         </w:rPr>
         <w:t xml:space="preserve"> :</w:t>
       </w:r>
+      <w:proofErr w:type="gramEnd"/>
     </w:p>
     <w:p>
       <w:pPr>
@@ -1072,6 +1200,7 @@
         </w:rPr>
         <w:t>Designation</w:t>
       </w:r>
+      <w:proofErr w:type="gramStart"/>
       <w:r>
         <w:rPr>
           <w:rFonts w:ascii="Times New Roman" w:hAnsi="Times New Roman" w:cs="Times New Roman"/>
@@ -1079,29 +1208,36 @@
         <w:tab/>
         <w:t xml:space="preserve"> :</w:t>
       </w:r>
-      <w:r>
-        <w:rPr>
-          <w:rFonts w:ascii="Times New Roman" w:hAnsi="Times New Roman" w:cs="Times New Roman"/>
-        </w:rPr>
-        <w:tab/>
-      </w:r>
-      <w:r>
-        <w:rPr>
-          <w:rFonts w:ascii="Times New Roman" w:hAnsi="Times New Roman" w:cs="Times New Roman"/>
-        </w:rPr>
-        <w:tab/>
-      </w:r>
-      <w:r>
-        <w:rPr>
-          <w:rFonts w:ascii="Times New Roman" w:hAnsi="Times New Roman" w:cs="Times New Roman"/>
-        </w:rPr>
-        <w:tab/>
-      </w:r>
-      <w:r>
-        <w:rPr>
-          <w:rFonts w:ascii="Times New Roman" w:hAnsi="Times New Roman" w:cs="Times New Roman"/>
-        </w:rPr>
-        <w:tab/>
+      <w:proofErr w:type="gramEnd"/>
+      <w:r>
+        <w:rPr>
+          <w:rFonts w:ascii="Times New Roman" w:hAnsi="Times New Roman" w:cs="Times New Roman"/>
+        </w:rPr>
+        <w:tab/>
+      </w:r>
+      <w:r>
+        <w:rPr>
+          <w:rFonts w:ascii="Times New Roman" w:hAnsi="Times New Roman" w:cs="Times New Roman"/>
+        </w:rPr>
+        <w:tab/>
+      </w:r>
+      <w:r>
+        <w:rPr>
+          <w:rFonts w:ascii="Times New Roman" w:hAnsi="Times New Roman" w:cs="Times New Roman"/>
+        </w:rPr>
+        <w:tab/>
+      </w:r>
+      <w:r>
+        <w:rPr>
+          <w:rFonts w:ascii="Times New Roman" w:hAnsi="Times New Roman" w:cs="Times New Roman"/>
+        </w:rPr>
+        <w:tab/>
+      </w:r>
+      <w:proofErr w:type="gramStart"/>
+      <w:r>
+        <w:rPr>
+          <w:rFonts w:ascii="Times New Roman" w:hAnsi="Times New Roman" w:cs="Times New Roman"/>
+        </w:rPr>
         <w:t>D</w:t>
       </w:r>
       <w:r>
@@ -1116,6 +1252,7 @@
         </w:rPr>
         <w:t xml:space="preserve"> :</w:t>
       </w:r>
+      <w:proofErr w:type="gramEnd"/>
     </w:p>
     <w:p>
       <w:pPr>
@@ -1215,7 +1352,21 @@
           <w:rFonts w:ascii="Times New Roman" w:hAnsi="Times New Roman" w:cs="Times New Roman"/>
         </w:rPr>
         <w:tab/>
-        <w:t>2.    Signature:______________</w:t>
+        <w:t xml:space="preserve">2.    </w:t>
+      </w:r>
+      <w:proofErr w:type="gramStart"/>
+      <w:r>
+        <w:rPr>
+          <w:rFonts w:ascii="Times New Roman" w:hAnsi="Times New Roman" w:cs="Times New Roman"/>
+        </w:rPr>
+        <w:t>Signature:_</w:t>
+      </w:r>
+      <w:proofErr w:type="gramEnd"/>
+      <w:r>
+        <w:rPr>
+          <w:rFonts w:ascii="Times New Roman" w:hAnsi="Times New Roman" w:cs="Times New Roman"/>
+        </w:rPr>
+        <w:t>_____________</w:t>
       </w:r>
     </w:p>
     <w:p>
@@ -1230,44 +1381,72 @@
         <w:rPr>
           <w:rFonts w:ascii="Times New Roman" w:hAnsi="Times New Roman" w:cs="Times New Roman"/>
         </w:rPr>
-        <w:t>             Name      </w:t>
-      </w:r>
-      <w:r>
-        <w:rPr>
-          <w:rFonts w:ascii="Times New Roman" w:hAnsi="Times New Roman" w:cs="Times New Roman"/>
-        </w:rPr>
-        <w:t>: ______________</w:t>
-      </w:r>
-      <w:r>
-        <w:rPr>
-          <w:rFonts w:ascii="Times New Roman" w:hAnsi="Times New Roman" w:cs="Times New Roman"/>
-        </w:rPr>
-        <w:tab/>
-      </w:r>
-      <w:r>
-        <w:rPr>
-          <w:rFonts w:ascii="Times New Roman" w:hAnsi="Times New Roman" w:cs="Times New Roman"/>
-        </w:rPr>
-        <w:tab/>
-      </w:r>
-      <w:r>
-        <w:rPr>
-          <w:rFonts w:ascii="Times New Roman" w:hAnsi="Times New Roman" w:cs="Times New Roman"/>
-        </w:rPr>
-        <w:tab/>
-      </w:r>
-      <w:r>
-        <w:rPr>
-          <w:rFonts w:ascii="Times New Roman" w:hAnsi="Times New Roman" w:cs="Times New Roman"/>
-        </w:rPr>
-        <w:tab/>
-        <w:t xml:space="preserve">       Name      </w:t>
-      </w:r>
-      <w:r>
-        <w:rPr>
-          <w:rFonts w:ascii="Times New Roman" w:hAnsi="Times New Roman" w:cs="Times New Roman"/>
-        </w:rPr>
-        <w:t>: ______________</w:t>
+        <w:t>             Name    </w:t>
+      </w:r>
+      <w:proofErr w:type="gramStart"/>
+      <w:r>
+        <w:rPr>
+          <w:rFonts w:ascii="Times New Roman" w:hAnsi="Times New Roman" w:cs="Times New Roman"/>
+        </w:rPr>
+        <w:t>  </w:t>
+      </w:r>
+      <w:r>
+        <w:rPr>
+          <w:rFonts w:ascii="Times New Roman" w:hAnsi="Times New Roman" w:cs="Times New Roman"/>
+        </w:rPr>
+        <w:t>:</w:t>
+      </w:r>
+      <w:proofErr w:type="gramEnd"/>
+      <w:r>
+        <w:rPr>
+          <w:rFonts w:ascii="Times New Roman" w:hAnsi="Times New Roman" w:cs="Times New Roman"/>
+        </w:rPr>
+        <w:t xml:space="preserve"> ______________</w:t>
+      </w:r>
+      <w:r>
+        <w:rPr>
+          <w:rFonts w:ascii="Times New Roman" w:hAnsi="Times New Roman" w:cs="Times New Roman"/>
+        </w:rPr>
+        <w:tab/>
+      </w:r>
+      <w:r>
+        <w:rPr>
+          <w:rFonts w:ascii="Times New Roman" w:hAnsi="Times New Roman" w:cs="Times New Roman"/>
+        </w:rPr>
+        <w:tab/>
+      </w:r>
+      <w:r>
+        <w:rPr>
+          <w:rFonts w:ascii="Times New Roman" w:hAnsi="Times New Roman" w:cs="Times New Roman"/>
+        </w:rPr>
+        <w:tab/>
+      </w:r>
+      <w:r>
+        <w:rPr>
+          <w:rFonts w:ascii="Times New Roman" w:hAnsi="Times New Roman" w:cs="Times New Roman"/>
+        </w:rPr>
+        <w:tab/>
+        <w:t xml:space="preserve">       Name    </w:t>
+      </w:r>
+      <w:proofErr w:type="gramStart"/>
+      <w:r>
+        <w:rPr>
+          <w:rFonts w:ascii="Times New Roman" w:hAnsi="Times New Roman" w:cs="Times New Roman"/>
+        </w:rPr>
+        <w:t>  </w:t>
+      </w:r>
+      <w:r>
+        <w:rPr>
+          <w:rFonts w:ascii="Times New Roman" w:hAnsi="Times New Roman" w:cs="Times New Roman"/>
+        </w:rPr>
+        <w:t>:</w:t>
+      </w:r>
+      <w:proofErr w:type="gramEnd"/>
+      <w:r>
+        <w:rPr>
+          <w:rFonts w:ascii="Times New Roman" w:hAnsi="Times New Roman" w:cs="Times New Roman"/>
+        </w:rPr>
+        <w:t xml:space="preserve"> ______________</w:t>
       </w:r>
     </w:p>
     <w:p>
@@ -1284,11 +1463,19 @@
         </w:rPr>
         <w:t>             </w:t>
       </w:r>
-      <w:r>
-        <w:rPr>
-          <w:rFonts w:ascii="Times New Roman" w:hAnsi="Times New Roman" w:cs="Times New Roman"/>
-        </w:rPr>
-        <w:t>Address: ______________</w:t>
+      <w:proofErr w:type="gramStart"/>
+      <w:r>
+        <w:rPr>
+          <w:rFonts w:ascii="Times New Roman" w:hAnsi="Times New Roman" w:cs="Times New Roman"/>
+        </w:rPr>
+        <w:t>Address: _</w:t>
+      </w:r>
+      <w:proofErr w:type="gramEnd"/>
+      <w:r>
+        <w:rPr>
+          <w:rFonts w:ascii="Times New Roman" w:hAnsi="Times New Roman" w:cs="Times New Roman"/>
+        </w:rPr>
+        <w:t>_____________</w:t>
       </w:r>
       <w:r>
         <w:rPr>
@@ -1337,7 +1524,7 @@
 </file>
 
 <file path=word/numbering.xml><?xml version="1.0" encoding="utf-8"?>
-<w:numbering xmlns:wpc="http://schemas.microsoft.com/office/word/2010/wordprocessingCanvas" xmlns:cx="http://schemas.microsoft.com/office/drawing/2014/chartex" xmlns:cx1="http://schemas.microsoft.com/office/drawing/2015/9/8/chartex" xmlns:mc="http://schemas.openxmlformats.org/markup-compatibility/2006" xmlns:o="urn:schemas-microsoft-com:office:office" xmlns:r="http://schemas.openxmlformats.org/officeDocument/2006/relationships" xmlns:m="http://schemas.openxmlformats.org/officeDocument/2006/math" xmlns:v="urn:schemas-microsoft-com:vml" xmlns:wp14="http://schemas.microsoft.com/office/word/2010/wordprocessingDrawing" xmlns:wp="http://schemas.openxmlformats.org/drawingml/2006/wordprocessingDrawing" xmlns:w10="urn:schemas-microsoft-com:office:word" xmlns:w="http://schemas.openxmlformats.org/wordprocessingml/2006/main" xmlns:w14="http://schemas.microsoft.com/office/word/2010/wordml" xmlns:w15="http://schemas.microsoft.com/office/word/2012/wordml" xmlns:w16se="http://schemas.microsoft.com/office/word/2015/wordml/symex" xmlns:wpg="http://schemas.microsoft.com/office/word/2010/wordprocessingGroup" xmlns:wpi="http://schemas.microsoft.com/office/word/2010/wordprocessingInk" xmlns:wne="http://schemas.microsoft.com/office/word/2006/wordml" xmlns:wps="http://schemas.microsoft.com/office/word/2010/wordprocessingShape" mc:Ignorable="w14 w15 w16se wp14">
+<w:numbering xmlns:wpc="http://schemas.microsoft.com/office/word/2010/wordprocessingCanvas" xmlns:cx="http://schemas.microsoft.com/office/drawing/2014/chartex" xmlns:cx1="http://schemas.microsoft.com/office/drawing/2015/9/8/chartex" xmlns:cx2="http://schemas.microsoft.com/office/drawing/2015/10/21/chartex" xmlns:cx3="http://schemas.microsoft.com/office/drawing/2016/5/9/chartex" xmlns:cx4="http://schemas.microsoft.com/office/drawing/2016/5/10/chartex" xmlns:cx5="http://schemas.microsoft.com/office/drawing/2016/5/11/chartex" xmlns:cx6="http://schemas.microsoft.com/office/drawing/2016/5/12/chartex" xmlns:cx7="http://schemas.microsoft.com/office/drawing/2016/5/13/chartex" xmlns:cx8="http://schemas.microsoft.com/office/drawing/2016/5/14/chartex" xmlns:mc="http://schemas.openxmlformats.org/markup-compatibility/2006" xmlns:aink="http://schemas.microsoft.com/office/drawing/2016/ink" xmlns:am3d="http://schemas.microsoft.com/office/drawing/2017/model3d" xmlns:o="urn:schemas-microsoft-com:office:office" xmlns:oel="http://schemas.microsoft.com/office/2019/extlst" xmlns:r="http://schemas.openxmlformats.org/officeDocument/2006/relationships" xmlns:m="http://schemas.openxmlformats.org/officeDocument/2006/math" xmlns:v="urn:schemas-microsoft-com:vml" xmlns:wp14="http://schemas.microsoft.com/office/word/2010/wordprocessingDrawing" xmlns:wp="http://schemas.openxmlformats.org/drawingml/2006/wordprocessingDrawing" xmlns:w10="urn:schemas-microsoft-com:office:word" xmlns:w="http://schemas.openxmlformats.org/wordprocessingml/2006/main" xmlns:w14="http://schemas.microsoft.com/office/word/2010/wordml" xmlns:w15="http://schemas.microsoft.com/office/word/2012/wordml" xmlns:w16cex="http://schemas.microsoft.com/office/word/2018/wordml/cex" xmlns:w16cid="http://schemas.microsoft.com/office/word/2016/wordml/cid" xmlns:w16="http://schemas.microsoft.com/office/word/2018/wordml" xmlns:w16du="http://schemas.microsoft.com/office/word/2023/wordml/word16du" xmlns:w16sdtdh="http://schemas.microsoft.com/office/word/2020/wordml/sdtdatahash" xmlns:w16sdtfl="http://schemas.microsoft.com/office/word/2024/wordml/sdtformatlock" xmlns:w16se="http://schemas.microsoft.com/office/word/2015/wordml/symex" xmlns:wpg="http://schemas.microsoft.com/office/word/2010/wordprocessingGroup" xmlns:wpi="http://schemas.microsoft.com/office/word/2010/wordprocessingInk" xmlns:wne="http://schemas.microsoft.com/office/word/2006/wordml" xmlns:wps="http://schemas.microsoft.com/office/word/2010/wordprocessingShape" mc:Ignorable="w14 w15 w16se w16cid w16 w16cex w16sdtdh w16sdtfl w16du wp14">
   <w:abstractNum w:abstractNumId="0" w15:restartNumberingAfterBreak="0">
     <w:nsid w:val="00765B19"/>
     <w:multiLevelType w:val="hybridMultilevel"/>
@@ -1803,10 +1990,10 @@
       </w:pPr>
     </w:lvl>
   </w:abstractNum>
-  <w:num w:numId="1">
+  <w:num w:numId="1" w16cid:durableId="1336104163">
     <w:abstractNumId w:val="4"/>
   </w:num>
-  <w:num w:numId="2">
+  <w:num w:numId="2" w16cid:durableId="345526026">
     <w:abstractNumId w:val="0"/>
     <w:lvlOverride w:ilvl="0">
       <w:startOverride w:val="1"/>
@@ -1836,20 +2023,20 @@
       <w:startOverride w:val="1"/>
     </w:lvlOverride>
   </w:num>
-  <w:num w:numId="3">
+  <w:num w:numId="3" w16cid:durableId="913079320">
     <w:abstractNumId w:val="2"/>
   </w:num>
-  <w:num w:numId="4">
+  <w:num w:numId="4" w16cid:durableId="1146973249">
     <w:abstractNumId w:val="3"/>
   </w:num>
-  <w:num w:numId="5">
+  <w:num w:numId="5" w16cid:durableId="1968731041">
     <w:abstractNumId w:val="1"/>
   </w:num>
 </w:numbering>
 </file>
 
 <file path=word/styles.xml><?xml version="1.0" encoding="utf-8"?>
-<w:styles xmlns:mc="http://schemas.openxmlformats.org/markup-compatibility/2006" xmlns:r="http://schemas.openxmlformats.org/officeDocument/2006/relationships" xmlns:w="http://schemas.openxmlformats.org/wordprocessingml/2006/main" xmlns:w14="http://schemas.microsoft.com/office/word/2010/wordml" xmlns:w15="http://schemas.microsoft.com/office/word/2012/wordml" xmlns:w16se="http://schemas.microsoft.com/office/word/2015/wordml/symex" mc:Ignorable="w14 w15 w16se">
+<w:styles xmlns:mc="http://schemas.openxmlformats.org/markup-compatibility/2006" xmlns:r="http://schemas.openxmlformats.org/officeDocument/2006/relationships" xmlns:w="http://schemas.openxmlformats.org/wordprocessingml/2006/main" xmlns:w14="http://schemas.microsoft.com/office/word/2010/wordml" xmlns:w15="http://schemas.microsoft.com/office/word/2012/wordml" xmlns:w16cex="http://schemas.microsoft.com/office/word/2018/wordml/cex" xmlns:w16cid="http://schemas.microsoft.com/office/word/2016/wordml/cid" xmlns:w16="http://schemas.microsoft.com/office/word/2018/wordml" xmlns:w16du="http://schemas.microsoft.com/office/word/2023/wordml/word16du" xmlns:w16sdtdh="http://schemas.microsoft.com/office/word/2020/wordml/sdtdatahash" xmlns:w16sdtfl="http://schemas.microsoft.com/office/word/2024/wordml/sdtformatlock" xmlns:w16se="http://schemas.microsoft.com/office/word/2015/wordml/symex" mc:Ignorable="w14 w15 w16se w16cid w16 w16cex w16sdtdh w16sdtfl w16du">
   <w:docDefaults>
     <w:rPrDefault>
       <w:rPr>
@@ -1865,7 +2052,7 @@
       </w:pPr>
     </w:pPrDefault>
   </w:docDefaults>
-  <w:latentStyles w:defLockedState="0" w:defUIPriority="99" w:defSemiHidden="0" w:defUnhideWhenUsed="0" w:defQFormat="0" w:count="371">
+  <w:latentStyles w:defLockedState="0" w:defUIPriority="99" w:defSemiHidden="0" w:defUnhideWhenUsed="0" w:defQFormat="0" w:count="376">
     <w:lsdException w:name="Normal" w:uiPriority="0" w:qFormat="1"/>
     <w:lsdException w:name="heading 1" w:uiPriority="9" w:qFormat="1"/>
     <w:lsdException w:name="heading 2" w:semiHidden="1" w:uiPriority="9" w:unhideWhenUsed="1" w:qFormat="1"/>
@@ -2237,6 +2424,11 @@
     <w:lsdException w:name="List Table 5 Dark Accent 6" w:uiPriority="50"/>
     <w:lsdException w:name="List Table 6 Colorful Accent 6" w:uiPriority="51"/>
     <w:lsdException w:name="List Table 7 Colorful Accent 6" w:uiPriority="52"/>
+    <w:lsdException w:name="Mention" w:semiHidden="1" w:unhideWhenUsed="1"/>
+    <w:lsdException w:name="Smart Hyperlink" w:semiHidden="1" w:unhideWhenUsed="1"/>
+    <w:lsdException w:name="Hashtag" w:semiHidden="1" w:unhideWhenUsed="1"/>
+    <w:lsdException w:name="Unresolved Mention" w:semiHidden="1" w:unhideWhenUsed="1"/>
+    <w:lsdException w:name="Smart Link" w:semiHidden="1" w:unhideWhenUsed="1"/>
   </w:latentStyles>
   <w:style w:type="paragraph" w:default="1" w:styleId="Normal">
     <w:name w:val="Normal"/>
